--- a/docs/ho-so/EIDE-DPS-09_Chinh_sach_hoi_thoai.docx
+++ b/docs/ho-so/EIDE-DPS-09_Chinh_sach_hoi_thoai.docx
@@ -277,7 +277,7 @@
                 <w:sz w:val="21"/>
                 <w:szCs w:val="21"/>
               </w:rPr>
-              <w:t xml:space="preserve">1.0 (phát hành cùng bộ hồ sơ v1.1)</w:t>
+              <w:t xml:space="preserve">1.1 — §4.1: thêm ý định `project.delete` — POL-17 GEN-03 chặn `action.is_delete_project` như hàn…</w:t>
             </w:r>
           </w:p>
         </w:tc>
@@ -1149,6 +1149,148 @@
                 <w:szCs w:val="21"/>
               </w:rPr>
               <w:t xml:space="preserve">Phát hành lần đầu, tách từ phân tích "đầu vào chưa có gì" (sheet 9 Use case) và bốn trách nhiệm của tác tử khi làm việc với kỹ sư</w:t>
+            </w:r>
+          </w:p>
+        </w:tc>
+      </w:tr>
+      <w:tr>
+        <w:tc>
+          <w:tcPr>
+            <w:tcW w:type="dxa" w:w="1500"/>
+            <w:tcBorders>
+              <w:top w:val="single" w:color="7F7F7F" w:sz="4"/>
+              <w:left w:val="single" w:color="7F7F7F" w:sz="4"/>
+              <w:bottom w:val="single" w:color="7F7F7F" w:sz="4"/>
+              <w:right w:val="single" w:color="7F7F7F" w:sz="4"/>
+            </w:tcBorders>
+            <w:shd w:fill="F2F6FB" w:color="auto" w:val="clear"/>
+            <w:tcMar>
+              <w:top w:type="dxa" w:w="50"/>
+              <w:left w:type="dxa" w:w="80"/>
+              <w:bottom w:type="dxa" w:w="50"/>
+              <w:right w:type="dxa" w:w="80"/>
+            </w:tcMar>
+            <w:vAlign w:val="top"/>
+          </w:tcPr>
+          <w:p>
+            <w:pPr>
+              <w:spacing w:after="30" w:line="264"/>
+              <w:jc w:val="left"/>
+            </w:pPr>
+            <w:r>
+              <w:rPr>
+                <w:rFonts w:ascii="Times New Roman" w:cs="Times New Roman" w:eastAsia="Times New Roman" w:hAnsi="Times New Roman"/>
+                <w:b/>
+                <w:bCs/>
+                <w:sz w:val="21"/>
+                <w:szCs w:val="21"/>
+              </w:rPr>
+              <w:t xml:space="preserve">1.1</w:t>
+            </w:r>
+          </w:p>
+        </w:tc>
+        <w:tc>
+          <w:tcPr>
+            <w:tcW w:type="dxa" w:w="1700"/>
+            <w:tcBorders>
+              <w:top w:val="single" w:color="7F7F7F" w:sz="4"/>
+              <w:left w:val="single" w:color="7F7F7F" w:sz="4"/>
+              <w:bottom w:val="single" w:color="7F7F7F" w:sz="4"/>
+              <w:right w:val="single" w:color="7F7F7F" w:sz="4"/>
+            </w:tcBorders>
+            <w:shd w:fill="F2F6FB" w:color="auto" w:val="clear"/>
+            <w:tcMar>
+              <w:top w:type="dxa" w:w="50"/>
+              <w:left w:type="dxa" w:w="80"/>
+              <w:bottom w:type="dxa" w:w="50"/>
+              <w:right w:type="dxa" w:w="80"/>
+            </w:tcMar>
+            <w:vAlign w:val="top"/>
+          </w:tcPr>
+          <w:p>
+            <w:pPr>
+              <w:spacing w:after="30" w:line="264"/>
+              <w:jc w:val="left"/>
+            </w:pPr>
+            <w:r>
+              <w:rPr>
+                <w:rFonts w:ascii="Times New Roman" w:cs="Times New Roman" w:eastAsia="Times New Roman" w:hAnsi="Times New Roman"/>
+                <w:b w:val="false"/>
+                <w:bCs w:val="false"/>
+                <w:sz w:val="21"/>
+                <w:szCs w:val="21"/>
+              </w:rPr>
+              <w:t xml:space="preserve">07/09/2026</w:t>
+            </w:r>
+          </w:p>
+        </w:tc>
+        <w:tc>
+          <w:tcPr>
+            <w:tcW w:type="dxa" w:w="2100"/>
+            <w:tcBorders>
+              <w:top w:val="single" w:color="7F7F7F" w:sz="4"/>
+              <w:left w:val="single" w:color="7F7F7F" w:sz="4"/>
+              <w:bottom w:val="single" w:color="7F7F7F" w:sz="4"/>
+              <w:right w:val="single" w:color="7F7F7F" w:sz="4"/>
+            </w:tcBorders>
+            <w:shd w:fill="F2F6FB" w:color="auto" w:val="clear"/>
+            <w:tcMar>
+              <w:top w:type="dxa" w:w="50"/>
+              <w:left w:type="dxa" w:w="80"/>
+              <w:bottom w:type="dxa" w:w="50"/>
+              <w:right w:type="dxa" w:w="80"/>
+            </w:tcMar>
+            <w:vAlign w:val="top"/>
+          </w:tcPr>
+          <w:p>
+            <w:pPr>
+              <w:spacing w:after="30" w:line="264"/>
+              <w:jc w:val="left"/>
+            </w:pPr>
+            <w:r>
+              <w:rPr>
+                <w:rFonts w:ascii="Times New Roman" w:cs="Times New Roman" w:eastAsia="Times New Roman" w:hAnsi="Times New Roman"/>
+                <w:b w:val="false"/>
+                <w:bCs w:val="false"/>
+                <w:sz w:val="21"/>
+                <w:szCs w:val="21"/>
+              </w:rPr>
+              <w:t xml:space="preserve">Vũ Trí Công</w:t>
+            </w:r>
+          </w:p>
+        </w:tc>
+        <w:tc>
+          <w:tcPr>
+            <w:tcW w:type="dxa" w:w="4000"/>
+            <w:tcBorders>
+              <w:top w:val="single" w:color="7F7F7F" w:sz="4"/>
+              <w:left w:val="single" w:color="7F7F7F" w:sz="4"/>
+              <w:bottom w:val="single" w:color="7F7F7F" w:sz="4"/>
+              <w:right w:val="single" w:color="7F7F7F" w:sz="4"/>
+            </w:tcBorders>
+            <w:shd w:fill="F2F6FB" w:color="auto" w:val="clear"/>
+            <w:tcMar>
+              <w:top w:type="dxa" w:w="50"/>
+              <w:left w:type="dxa" w:w="80"/>
+              <w:bottom w:type="dxa" w:w="50"/>
+              <w:right w:type="dxa" w:w="80"/>
+            </w:tcMar>
+            <w:vAlign w:val="top"/>
+          </w:tcPr>
+          <w:p>
+            <w:pPr>
+              <w:spacing w:after="30" w:line="264"/>
+              <w:jc w:val="left"/>
+            </w:pPr>
+            <w:r>
+              <w:rPr>
+                <w:rFonts w:ascii="Times New Roman" w:cs="Times New Roman" w:eastAsia="Times New Roman" w:hAnsi="Times New Roman"/>
+                <w:b w:val="false"/>
+                <w:bCs w:val="false"/>
+                <w:sz w:val="21"/>
+                <w:szCs w:val="21"/>
+              </w:rPr>
+              <w:t xml:space="preserve">§4.1: thêm ý định `project.delete` — POL-17 GEN-03 chặn `action.is_delete_project` như hành động R4, nhưng không có ý định ấy thì "xóa dự án test-1" buộc rơi vào `project.create`, tức tầng hiểu lệnh đọc "xóa" thành "tạo" và cổng không bao giờ được hỏi tới (DEV-021). Mô tả lớp C0 của vai trò `intent` kèm số đo: thiếu C0 thì độ đúng ý định 76%, có C0 đầy đủ 100%, bản thiếu bảng phân biệt 82%. Nói rõ `big_command` KHÔNG kéo theo `is_big=true` vì nhãn ấy còn gánh vai sọt chứa cho 14/27 nhóm chưa có ý định riêng (DEV-035), và ghi phép thử suy `is_big`: toàn bộ một chuỗi mẫu §4.4 → true, một nút của chuỗi → false (DEV-022).</w:t>
             </w:r>
           </w:p>
         </w:tc>
@@ -4356,6 +4498,154 @@
     </w:p>
     <w:p>
       <w:pPr>
+        <w:spacing w:after="60"/>
+      </w:pPr>
+      <w:r>
+        <w:rPr>
+          <w:rFonts w:ascii="Times New Roman" w:cs="Times New Roman" w:eastAsia="Times New Roman" w:hAnsi="Times New Roman"/>
+          <w:sz w:val="26"/>
+          <w:szCs w:val="26"/>
+        </w:rPr>
+        <w:t xml:space="preserve"/>
+      </w:r>
+    </w:p>
+    <w:p>
+      <w:pPr>
+        <w:spacing w:after="120" w:line="360"/>
+        <w:ind w:firstLine="0"/>
+        <w:jc w:val="both"/>
+      </w:pPr>
+      <w:r>
+        <w:rPr>
+          <w:rFonts w:ascii="Times New Roman" w:cs="Times New Roman" w:eastAsia="Times New Roman" w:hAnsi="Times New Roman"/>
+          <w:b/>
+          <w:bCs/>
+          <w:sz w:val="26"/>
+          <w:szCs w:val="26"/>
+        </w:rPr>
+        <w:t xml:space="preserve">Lớp C0 của vai trò `intent`.</w:t>
+      </w:r>
+      <w:r>
+        <w:rPr>
+          <w:rFonts w:ascii="Times New Roman" w:cs="Times New Roman" w:eastAsia="Times New Roman" w:hAnsi="Times New Roman"/>
+          <w:sz w:val="26"/>
+          <w:szCs w:val="26"/>
+        </w:rPr>
+        <w:t xml:space="preserve"> "Danh sách ý định" ở trên là một lớp ngữ cảnh cụ thể, không phải một lời khuyên: nó nằm ở `dialog/intents.md`, sinh từ chính §4.1 này, gồm ba phần — mô tả một dòng cho từng ý định, bảng phân biệt các cặp hay lẫn, và quy tắc suy `is_big`. Phải cấp CẢ danh sách ý định lẫn mô tả năng lực, không phải một trong hai: đo trên bộ 50 câu §7 của PRS-16, thiếu hẳn C0 thì độ đúng ý định là </w:t>
+      </w:r>
+      <w:r>
+        <w:rPr>
+          <w:rFonts w:ascii="Times New Roman" w:cs="Times New Roman" w:eastAsia="Times New Roman" w:hAnsi="Times New Roman"/>
+          <w:b/>
+          <w:bCs/>
+          <w:sz w:val="26"/>
+          <w:szCs w:val="26"/>
+        </w:rPr>
+        <w:t xml:space="preserve">76%</w:t>
+      </w:r>
+      <w:r>
+        <w:rPr>
+          <w:rFonts w:ascii="Times New Roman" w:cs="Times New Roman" w:eastAsia="Times New Roman" w:hAnsi="Times New Roman"/>
+          <w:sz w:val="26"/>
+          <w:szCs w:val="26"/>
+        </w:rPr>
+        <w:t xml:space="preserve">; có C0 đầy đủ thì </w:t>
+      </w:r>
+      <w:r>
+        <w:rPr>
+          <w:rFonts w:ascii="Times New Roman" w:cs="Times New Roman" w:eastAsia="Times New Roman" w:hAnsi="Times New Roman"/>
+          <w:b/>
+          <w:bCs/>
+          <w:sz w:val="26"/>
+          <w:szCs w:val="26"/>
+        </w:rPr>
+        <w:t xml:space="preserve">96–100%</w:t>
+      </w:r>
+      <w:r>
+        <w:rPr>
+          <w:rFonts w:ascii="Times New Roman" w:cs="Times New Roman" w:eastAsia="Times New Roman" w:hAnsi="Times New Roman"/>
+          <w:sz w:val="26"/>
+          <w:szCs w:val="26"/>
+        </w:rPr>
+        <w:t xml:space="preserve">; và một bản chỉ có mô tả năng lực mà thiếu bảng phân biệt đo được </w:t>
+      </w:r>
+      <w:r>
+        <w:rPr>
+          <w:rFonts w:ascii="Times New Roman" w:cs="Times New Roman" w:eastAsia="Times New Roman" w:hAnsi="Times New Roman"/>
+          <w:b/>
+          <w:bCs/>
+          <w:sz w:val="26"/>
+          <w:szCs w:val="26"/>
+        </w:rPr>
+        <w:t xml:space="preserve">82%</w:t>
+      </w:r>
+      <w:r>
+        <w:rPr>
+          <w:rFonts w:ascii="Times New Roman" w:cs="Times New Roman" w:eastAsia="Times New Roman" w:hAnsi="Times New Roman"/>
+          <w:sz w:val="26"/>
+          <w:szCs w:val="26"/>
+        </w:rPr>
+        <w:t xml:space="preserve"> — mô hình mất chính chỗ tách `view.ask` khỏi `debug.ask`. Xem DEVIATIONS DEV-021.</w:t>
+      </w:r>
+    </w:p>
+    <w:p>
+      <w:pPr>
+        <w:spacing w:after="60"/>
+      </w:pPr>
+      <w:r>
+        <w:rPr>
+          <w:rFonts w:ascii="Times New Roman" w:cs="Times New Roman" w:eastAsia="Times New Roman" w:hAnsi="Times New Roman"/>
+          <w:sz w:val="26"/>
+          <w:szCs w:val="26"/>
+        </w:rPr>
+        <w:t xml:space="preserve"/>
+      </w:r>
+    </w:p>
+    <w:p>
+      <w:pPr>
+        <w:spacing w:after="120" w:line="360"/>
+        <w:ind w:firstLine="0"/>
+        <w:jc w:val="both"/>
+      </w:pPr>
+      <w:r>
+        <w:rPr>
+          <w:rFonts w:ascii="Times New Roman" w:cs="Times New Roman" w:eastAsia="Times New Roman" w:hAnsi="Times New Roman"/>
+          <w:sz w:val="26"/>
+          <w:szCs w:val="26"/>
+        </w:rPr>
+        <w:t xml:space="preserve">Enum có `project.delete` vì POL-17 quy tắc `GEN-03` chặn `action.is_delete_project` như một hành động R4. Không có ý định ấy thì "xóa dự án test-1" buộc phải rơi vào `project.create`, tức tầng hiểu lệnh đọc "xóa" thành "tạo" — và cổng sinh ra để chặn việc xóa sẽ không bao giờ được hỏi tới, vì hành động tới nơi đã mang tên khác.</w:t>
+      </w:r>
+    </w:p>
+    <w:p>
+      <w:pPr>
+        <w:spacing w:after="60"/>
+      </w:pPr>
+      <w:r>
+        <w:rPr>
+          <w:rFonts w:ascii="Times New Roman" w:cs="Times New Roman" w:eastAsia="Times New Roman" w:hAnsi="Times New Roman"/>
+          <w:sz w:val="26"/>
+          <w:szCs w:val="26"/>
+        </w:rPr>
+        <w:t xml:space="preserve"/>
+      </w:r>
+    </w:p>
+    <w:p>
+      <w:pPr>
+        <w:spacing w:after="120" w:line="360"/>
+        <w:ind w:firstLine="0"/>
+        <w:jc w:val="both"/>
+      </w:pPr>
+      <w:r>
+        <w:rPr>
+          <w:rFonts w:ascii="Times New Roman" w:cs="Times New Roman" w:eastAsia="Times New Roman" w:hAnsi="Times New Roman"/>
+          <w:sz w:val="26"/>
+          <w:szCs w:val="26"/>
+        </w:rPr>
+        <w:t xml:space="preserve">Mười bốn trong hai mươi bảy nhóm năng lực chưa có ý định riêng (`registry`, `bench`, `measure`, `passport`, `kg`, `tool`, `search`, `archive`, `extract`, `board`, `plan`, `report`, `chat`, `memory`). Lệnh một bước thuộc những nhóm ấy hiện mang nhãn `big_command` vì không còn chỗ nào khác — nhưng `is_big` của chúng vẫn là `false`, và hai thứ ấy phải được đọc tách nhau. Xem DEVIATIONS DEV-035.</w:t>
+      </w:r>
+    </w:p>
+    <w:p>
+      <w:pPr>
         <w:pStyle w:val="Heading2"/>
         <w:spacing w:after="120" w:before="240" w:line="360"/>
       </w:pPr>
@@ -13685,6 +13975,21 @@
           <w:szCs w:val="24"/>
         </w:rPr>
         <w:t xml:space="preserve">[67] V. T. Công, "EIDE-Rà soát đủ điều kiện phát triển (EIDE_Ra_soat_Du_dieu_kien_Phat_trien.xlsx)," 05/09/2026.</w:t>
+      </w:r>
+    </w:p>
+    <w:p>
+      <w:pPr>
+        <w:spacing w:after="100" w:line="276"/>
+        <w:ind w:left="567" w:hanging="567"/>
+        <w:jc w:val="left"/>
+      </w:pPr>
+      <w:r>
+        <w:rPr>
+          <w:rFonts w:ascii="Times New Roman" w:cs="Times New Roman" w:eastAsia="Times New Roman" w:hAnsi="Times New Roman"/>
+          <w:sz w:val="24"/>
+          <w:szCs w:val="24"/>
+        </w:rPr>
+        <w:t xml:space="preserve">[68] Anthropic, "Claude Code documentation — memory (CLAUDE.md), slash commands, hooks, settings," Claude Docs, 2026. [Online]. Available: https://docs.claude.com/en/docs/claude-code</w:t>
       </w:r>
     </w:p>
     <w:sectPr>
@@ -13823,7 +14128,7 @@
         <w:sz w:val="20"/>
         <w:szCs w:val="20"/>
       </w:rPr>
-      <w:t xml:space="preserve">EIDE-DPS-09 · Chính sách hội thoại · v1.2</w:t>
+      <w:t xml:space="preserve">EIDE-DPS-09 · Chính sách hội thoại · v1.1</w:t>
     </w:r>
   </w:p>
 </w:hdr>

--- a/docs/ho-so/EIDE-DPS-09_Chinh_sach_hoi_thoai.docx
+++ b/docs/ho-so/EIDE-DPS-09_Chinh_sach_hoi_thoai.docx
@@ -277,7 +277,7 @@
                 <w:sz w:val="21"/>
                 <w:szCs w:val="21"/>
               </w:rPr>
-              <w:t xml:space="preserve">1.1 — §4.1: thêm ý định `project.delete` — POL-17 GEN-03 chặn `action.is_delete_project` như hàn…</w:t>
+              <w:t xml:space="preserve">1.2 — §4.4: năm chuỗi mẫu chuyển vào literal đặt tên và sinh ra `dialog/chains.json`, kèm cột ý …</w:t>
             </w:r>
           </w:p>
         </w:tc>
@@ -1291,6 +1291,144 @@
                 <w:szCs w:val="21"/>
               </w:rPr>
               <w:t xml:space="preserve">§4.1: thêm ý định `project.delete` — POL-17 GEN-03 chặn `action.is_delete_project` như hành động R4, nhưng không có ý định ấy thì "xóa dự án test-1" buộc rơi vào `project.create`, tức tầng hiểu lệnh đọc "xóa" thành "tạo" và cổng không bao giờ được hỏi tới (DEV-021). Mô tả lớp C0 của vai trò `intent` kèm số đo: thiếu C0 thì độ đúng ý định 76%, có C0 đầy đủ 100%, bản thiếu bảng phân biệt 82%. Nói rõ `big_command` KHÔNG kéo theo `is_big=true` vì nhãn ấy còn gánh vai sọt chứa cho 14/27 nhóm chưa có ý định riêng (DEV-035), và ghi phép thử suy `is_big`: toàn bộ một chuỗi mẫu §4.4 → true, một nút của chuỗi → false (DEV-022).</w:t>
+            </w:r>
+          </w:p>
+        </w:tc>
+      </w:tr>
+      <w:tr>
+        <w:tc>
+          <w:tcPr>
+            <w:tcW w:type="dxa" w:w="1500"/>
+            <w:tcBorders>
+              <w:top w:val="single" w:color="7F7F7F" w:sz="4"/>
+              <w:left w:val="single" w:color="7F7F7F" w:sz="4"/>
+              <w:bottom w:val="single" w:color="7F7F7F" w:sz="4"/>
+              <w:right w:val="single" w:color="7F7F7F" w:sz="4"/>
+            </w:tcBorders>
+            <w:tcMar>
+              <w:top w:type="dxa" w:w="50"/>
+              <w:left w:type="dxa" w:w="80"/>
+              <w:bottom w:type="dxa" w:w="50"/>
+              <w:right w:type="dxa" w:w="80"/>
+            </w:tcMar>
+            <w:vAlign w:val="top"/>
+          </w:tcPr>
+          <w:p>
+            <w:pPr>
+              <w:spacing w:after="30" w:line="264"/>
+              <w:jc w:val="left"/>
+            </w:pPr>
+            <w:r>
+              <w:rPr>
+                <w:rFonts w:ascii="Times New Roman" w:cs="Times New Roman" w:eastAsia="Times New Roman" w:hAnsi="Times New Roman"/>
+                <w:b/>
+                <w:bCs/>
+                <w:sz w:val="21"/>
+                <w:szCs w:val="21"/>
+              </w:rPr>
+              <w:t xml:space="preserve">1.2</w:t>
+            </w:r>
+          </w:p>
+        </w:tc>
+        <w:tc>
+          <w:tcPr>
+            <w:tcW w:type="dxa" w:w="1700"/>
+            <w:tcBorders>
+              <w:top w:val="single" w:color="7F7F7F" w:sz="4"/>
+              <w:left w:val="single" w:color="7F7F7F" w:sz="4"/>
+              <w:bottom w:val="single" w:color="7F7F7F" w:sz="4"/>
+              <w:right w:val="single" w:color="7F7F7F" w:sz="4"/>
+            </w:tcBorders>
+            <w:tcMar>
+              <w:top w:type="dxa" w:w="50"/>
+              <w:left w:type="dxa" w:w="80"/>
+              <w:bottom w:type="dxa" w:w="50"/>
+              <w:right w:type="dxa" w:w="80"/>
+            </w:tcMar>
+            <w:vAlign w:val="top"/>
+          </w:tcPr>
+          <w:p>
+            <w:pPr>
+              <w:spacing w:after="30" w:line="264"/>
+              <w:jc w:val="left"/>
+            </w:pPr>
+            <w:r>
+              <w:rPr>
+                <w:rFonts w:ascii="Times New Roman" w:cs="Times New Roman" w:eastAsia="Times New Roman" w:hAnsi="Times New Roman"/>
+                <w:b w:val="false"/>
+                <w:bCs w:val="false"/>
+                <w:sz w:val="21"/>
+                <w:szCs w:val="21"/>
+              </w:rPr>
+              <w:t xml:space="preserve">07/09/2026</w:t>
+            </w:r>
+          </w:p>
+        </w:tc>
+        <w:tc>
+          <w:tcPr>
+            <w:tcW w:type="dxa" w:w="2100"/>
+            <w:tcBorders>
+              <w:top w:val="single" w:color="7F7F7F" w:sz="4"/>
+              <w:left w:val="single" w:color="7F7F7F" w:sz="4"/>
+              <w:bottom w:val="single" w:color="7F7F7F" w:sz="4"/>
+              <w:right w:val="single" w:color="7F7F7F" w:sz="4"/>
+            </w:tcBorders>
+            <w:tcMar>
+              <w:top w:type="dxa" w:w="50"/>
+              <w:left w:type="dxa" w:w="80"/>
+              <w:bottom w:type="dxa" w:w="50"/>
+              <w:right w:type="dxa" w:w="80"/>
+            </w:tcMar>
+            <w:vAlign w:val="top"/>
+          </w:tcPr>
+          <w:p>
+            <w:pPr>
+              <w:spacing w:after="30" w:line="264"/>
+              <w:jc w:val="left"/>
+            </w:pPr>
+            <w:r>
+              <w:rPr>
+                <w:rFonts w:ascii="Times New Roman" w:cs="Times New Roman" w:eastAsia="Times New Roman" w:hAnsi="Times New Roman"/>
+                <w:b w:val="false"/>
+                <w:bCs w:val="false"/>
+                <w:sz w:val="21"/>
+                <w:szCs w:val="21"/>
+              </w:rPr>
+              <w:t xml:space="preserve">Vũ Trí Công</w:t>
+            </w:r>
+          </w:p>
+        </w:tc>
+        <w:tc>
+          <w:tcPr>
+            <w:tcW w:type="dxa" w:w="4000"/>
+            <w:tcBorders>
+              <w:top w:val="single" w:color="7F7F7F" w:sz="4"/>
+              <w:left w:val="single" w:color="7F7F7F" w:sz="4"/>
+              <w:bottom w:val="single" w:color="7F7F7F" w:sz="4"/>
+              <w:right w:val="single" w:color="7F7F7F" w:sz="4"/>
+            </w:tcBorders>
+            <w:tcMar>
+              <w:top w:type="dxa" w:w="50"/>
+              <w:left w:type="dxa" w:w="80"/>
+              <w:bottom w:type="dxa" w:w="50"/>
+              <w:right w:type="dxa" w:w="80"/>
+            </w:tcMar>
+            <w:vAlign w:val="top"/>
+          </w:tcPr>
+          <w:p>
+            <w:pPr>
+              <w:spacing w:after="30" w:line="264"/>
+              <w:jc w:val="left"/>
+            </w:pPr>
+            <w:r>
+              <w:rPr>
+                <w:rFonts w:ascii="Times New Roman" w:cs="Times New Roman" w:eastAsia="Times New Roman" w:hAnsi="Times New Roman"/>
+                <w:b w:val="false"/>
+                <w:bCs w:val="false"/>
+                <w:sz w:val="21"/>
+                <w:szCs w:val="21"/>
+              </w:rPr>
+              <w:t xml:space="preserve">§4.4: năm chuỗi mẫu chuyển vào literal đặt tên và sinh ra `dialog/chains.json`, kèm cột ý định kích hoạt (`trigger_intents`) mà CHAT-06 bước 1 nhắc tới nhưng bảng chưa có. Trước đó bảng chỉ nằm trong văn xuôi nên `chat.orchestrate` phải chép tay — cùng khuôn DEV-025/029/043/046.</w:t>
             </w:r>
           </w:p>
         </w:tc>
@@ -14128,7 +14266,7 @@
         <w:sz w:val="20"/>
         <w:szCs w:val="20"/>
       </w:rPr>
-      <w:t xml:space="preserve">EIDE-DPS-09 · Chính sách hội thoại · v1.1</w:t>
+      <w:t xml:space="preserve">EIDE-DPS-09 · Chính sách hội thoại · v1.2</w:t>
     </w:r>
   </w:p>
 </w:hdr>

--- a/docs/ho-so/EIDE-DPS-09_Chinh_sach_hoi_thoai.docx
+++ b/docs/ho-so/EIDE-DPS-09_Chinh_sach_hoi_thoai.docx
@@ -277,7 +277,7 @@
                 <w:sz w:val="21"/>
                 <w:szCs w:val="21"/>
               </w:rPr>
-              <w:t xml:space="preserve">1.2 — §4.4: năm chuỗi mẫu chuyển vào literal đặt tên và sinh ra `dialog/chains.json`, kèm cột ý …</w:t>
+              <w:t xml:space="preserve">1.3 — §4.4: thêm trường `nodes` — dạng MÁY DÙNG ĐƯỢC của năm chuỗi mẫu, mỗi nút `{id, cap, when,…</w:t>
             </w:r>
           </w:p>
         </w:tc>
@@ -1429,6 +1429,148 @@
                 <w:szCs w:val="21"/>
               </w:rPr>
               <w:t xml:space="preserve">§4.4: năm chuỗi mẫu chuyển vào literal đặt tên và sinh ra `dialog/chains.json`, kèm cột ý định kích hoạt (`trigger_intents`) mà CHAT-06 bước 1 nhắc tới nhưng bảng chưa có. Trước đó bảng chỉ nằm trong văn xuôi nên `chat.orchestrate` phải chép tay — cùng khuôn DEV-025/029/043/046.</w:t>
+            </w:r>
+          </w:p>
+        </w:tc>
+      </w:tr>
+      <w:tr>
+        <w:tc>
+          <w:tcPr>
+            <w:tcW w:type="dxa" w:w="1500"/>
+            <w:tcBorders>
+              <w:top w:val="single" w:color="7F7F7F" w:sz="4"/>
+              <w:left w:val="single" w:color="7F7F7F" w:sz="4"/>
+              <w:bottom w:val="single" w:color="7F7F7F" w:sz="4"/>
+              <w:right w:val="single" w:color="7F7F7F" w:sz="4"/>
+            </w:tcBorders>
+            <w:shd w:fill="F2F6FB" w:color="auto" w:val="clear"/>
+            <w:tcMar>
+              <w:top w:type="dxa" w:w="50"/>
+              <w:left w:type="dxa" w:w="80"/>
+              <w:bottom w:type="dxa" w:w="50"/>
+              <w:right w:type="dxa" w:w="80"/>
+            </w:tcMar>
+            <w:vAlign w:val="top"/>
+          </w:tcPr>
+          <w:p>
+            <w:pPr>
+              <w:spacing w:after="30" w:line="264"/>
+              <w:jc w:val="left"/>
+            </w:pPr>
+            <w:r>
+              <w:rPr>
+                <w:rFonts w:ascii="Times New Roman" w:cs="Times New Roman" w:eastAsia="Times New Roman" w:hAnsi="Times New Roman"/>
+                <w:b/>
+                <w:bCs/>
+                <w:sz w:val="21"/>
+                <w:szCs w:val="21"/>
+              </w:rPr>
+              <w:t xml:space="preserve">1.3</w:t>
+            </w:r>
+          </w:p>
+        </w:tc>
+        <w:tc>
+          <w:tcPr>
+            <w:tcW w:type="dxa" w:w="1700"/>
+            <w:tcBorders>
+              <w:top w:val="single" w:color="7F7F7F" w:sz="4"/>
+              <w:left w:val="single" w:color="7F7F7F" w:sz="4"/>
+              <w:bottom w:val="single" w:color="7F7F7F" w:sz="4"/>
+              <w:right w:val="single" w:color="7F7F7F" w:sz="4"/>
+            </w:tcBorders>
+            <w:shd w:fill="F2F6FB" w:color="auto" w:val="clear"/>
+            <w:tcMar>
+              <w:top w:type="dxa" w:w="50"/>
+              <w:left w:type="dxa" w:w="80"/>
+              <w:bottom w:type="dxa" w:w="50"/>
+              <w:right w:type="dxa" w:w="80"/>
+            </w:tcMar>
+            <w:vAlign w:val="top"/>
+          </w:tcPr>
+          <w:p>
+            <w:pPr>
+              <w:spacing w:after="30" w:line="264"/>
+              <w:jc w:val="left"/>
+            </w:pPr>
+            <w:r>
+              <w:rPr>
+                <w:rFonts w:ascii="Times New Roman" w:cs="Times New Roman" w:eastAsia="Times New Roman" w:hAnsi="Times New Roman"/>
+                <w:b w:val="false"/>
+                <w:bCs w:val="false"/>
+                <w:sz w:val="21"/>
+                <w:szCs w:val="21"/>
+              </w:rPr>
+              <w:t xml:space="preserve">07/09/2026</w:t>
+            </w:r>
+          </w:p>
+        </w:tc>
+        <w:tc>
+          <w:tcPr>
+            <w:tcW w:type="dxa" w:w="2100"/>
+            <w:tcBorders>
+              <w:top w:val="single" w:color="7F7F7F" w:sz="4"/>
+              <w:left w:val="single" w:color="7F7F7F" w:sz="4"/>
+              <w:bottom w:val="single" w:color="7F7F7F" w:sz="4"/>
+              <w:right w:val="single" w:color="7F7F7F" w:sz="4"/>
+            </w:tcBorders>
+            <w:shd w:fill="F2F6FB" w:color="auto" w:val="clear"/>
+            <w:tcMar>
+              <w:top w:type="dxa" w:w="50"/>
+              <w:left w:type="dxa" w:w="80"/>
+              <w:bottom w:type="dxa" w:w="50"/>
+              <w:right w:type="dxa" w:w="80"/>
+            </w:tcMar>
+            <w:vAlign w:val="top"/>
+          </w:tcPr>
+          <w:p>
+            <w:pPr>
+              <w:spacing w:after="30" w:line="264"/>
+              <w:jc w:val="left"/>
+            </w:pPr>
+            <w:r>
+              <w:rPr>
+                <w:rFonts w:ascii="Times New Roman" w:cs="Times New Roman" w:eastAsia="Times New Roman" w:hAnsi="Times New Roman"/>
+                <w:b w:val="false"/>
+                <w:bCs w:val="false"/>
+                <w:sz w:val="21"/>
+                <w:szCs w:val="21"/>
+              </w:rPr>
+              <w:t xml:space="preserve">Vũ Trí Công</w:t>
+            </w:r>
+          </w:p>
+        </w:tc>
+        <w:tc>
+          <w:tcPr>
+            <w:tcW w:type="dxa" w:w="4000"/>
+            <w:tcBorders>
+              <w:top w:val="single" w:color="7F7F7F" w:sz="4"/>
+              <w:left w:val="single" w:color="7F7F7F" w:sz="4"/>
+              <w:bottom w:val="single" w:color="7F7F7F" w:sz="4"/>
+              <w:right w:val="single" w:color="7F7F7F" w:sz="4"/>
+            </w:tcBorders>
+            <w:shd w:fill="F2F6FB" w:color="auto" w:val="clear"/>
+            <w:tcMar>
+              <w:top w:type="dxa" w:w="50"/>
+              <w:left w:type="dxa" w:w="80"/>
+              <w:bottom w:type="dxa" w:w="50"/>
+              <w:right w:type="dxa" w:w="80"/>
+            </w:tcMar>
+            <w:vAlign w:val="top"/>
+          </w:tcPr>
+          <w:p>
+            <w:pPr>
+              <w:spacing w:after="30" w:line="264"/>
+              <w:jc w:val="left"/>
+            </w:pPr>
+            <w:r>
+              <w:rPr>
+                <w:rFonts w:ascii="Times New Roman" w:cs="Times New Roman" w:eastAsia="Times New Roman" w:hAnsi="Times New Roman"/>
+                <w:b w:val="false"/>
+                <w:bCs w:val="false"/>
+                <w:sz w:val="21"/>
+                <w:szCs w:val="21"/>
+              </w:rPr>
+              <w:t xml:space="preserve">§4.4: thêm trường `nodes` — dạng MÁY DÙNG ĐƯỢC của năm chuỗi mẫu, mỗi nút `{id, cap, when, on_ask}` với `cap` là id THẬT trong danh mục 238. Trước v1.3 chỉ có bản văn xuôi, trong đó chín tên là viết tắt không phân giải được (`passport.build`, `sim.build`, `code.module`, `discover.probes`…), nên phần khung mà mẫu đóng góp cho `chat.orchestrate` nhỏ hơn hẳn ý định của §4.4 — và đúng những bước then chốt lại rơi vào tay planner, tức về lại chỗ "sáng tác" mà mẫu sinh ra để tránh. Nhánh điều kiện biểu diễn bằng `on_ask: skip`. DEV-059.</w:t>
             </w:r>
           </w:p>
         </w:tc>
@@ -6087,6 +6229,52 @@
     </w:p>
     <w:p>
       <w:pPr>
+        <w:spacing w:after="120" w:line="360"/>
+        <w:ind w:firstLine="0"/>
+        <w:jc w:val="both"/>
+      </w:pPr>
+      <w:r>
+        <w:rPr>
+          <w:rFonts w:ascii="Times New Roman" w:cs="Times New Roman" w:eastAsia="Times New Roman" w:hAnsi="Times New Roman"/>
+          <w:sz w:val="26"/>
+          <w:szCs w:val="26"/>
+        </w:rPr>
+        <w:t xml:space="preserve">Cột "Chuỗi mẫu" ở trên viết cho người đọc. Dạng </w:t>
+      </w:r>
+      <w:r>
+        <w:rPr>
+          <w:rFonts w:ascii="Times New Roman" w:cs="Times New Roman" w:eastAsia="Times New Roman" w:hAnsi="Times New Roman"/>
+          <w:b/>
+          <w:bCs/>
+          <w:sz w:val="26"/>
+          <w:szCs w:val="26"/>
+        </w:rPr>
+        <w:t xml:space="preserve">máy dùng được</w:t>
+      </w:r>
+      <w:r>
+        <w:rPr>
+          <w:rFonts w:ascii="Times New Roman" w:cs="Times New Roman" w:eastAsia="Times New Roman" w:hAnsi="Times New Roman"/>
+          <w:sz w:val="26"/>
+          <w:szCs w:val="26"/>
+        </w:rPr>
+        <w:t xml:space="preserve"> đi kèm trong `dialog/chains.json` ở trường `nodes`: mỗi nút `{id, cap, when, on_ask}` với `cap` là id THẬT trong danh mục 238, `when` là nút phải xong trước, và `on_ask` theo enum `wait|parallel|skip`. Nhánh điều kiện của bản văn xuôi ("[template? …]") biểu diễn bằng `on_ask: skip` — nút bỏ qua được khi điều kiện không thỏa, thay vì chặn cả chuỗi. `scripts/kiem_chuoi_chuan.py` đối chiếu `nodes` với registry, nên một tên gõ sai bị bắt ngay thay vì im lặng biến mất khỏi khung mà `chat.orchestrate` dựng. Xem DEVIATIONS DEV-059.</w:t>
+      </w:r>
+    </w:p>
+    <w:p>
+      <w:pPr>
+        <w:spacing w:after="60"/>
+      </w:pPr>
+      <w:r>
+        <w:rPr>
+          <w:rFonts w:ascii="Times New Roman" w:cs="Times New Roman" w:eastAsia="Times New Roman" w:hAnsi="Times New Roman"/>
+          <w:sz w:val="26"/>
+          <w:szCs w:val="26"/>
+        </w:rPr>
+        <w:t xml:space="preserve"/>
+      </w:r>
+    </w:p>
+    <w:p>
+      <w:pPr>
         <w:pStyle w:val="Heading2"/>
         <w:spacing w:after="120" w:before="240" w:line="360"/>
       </w:pPr>
@@ -14266,7 +14454,7 @@
         <w:sz w:val="20"/>
         <w:szCs w:val="20"/>
       </w:rPr>
-      <w:t xml:space="preserve">EIDE-DPS-09 · Chính sách hội thoại · v1.2</w:t>
+      <w:t xml:space="preserve">EIDE-DPS-09 · Chính sách hội thoại · v1.3</w:t>
     </w:r>
   </w:p>
 </w:hdr>
